--- a/example_articles/countries/Unspecified/5.countries_Unspecified_Other_publisher.docx
+++ b/example_articles/countries/Unspecified/5.countries_Unspecified_Other_publisher.docx
@@ -33,17 +33,17 @@
     </w:p>
     <w:p>
       <w:r>
-        <w:t>Source File: Other publishers/Files (500) (30).DOCX</w:t>
+        <w:t>Source file: Other publishers/Files (500) (30).DOCX</w:t>
       </w:r>
     </w:p>
     <w:p>
       <w:r>
-        <w:t>Raw locations result: ['NA']</w:t>
+        <w:t>Raw locations result, 'locations': ['NA']</w:t>
       </w:r>
     </w:p>
     <w:p>
       <w:r>
-        <w:t>countries_stand_flat (Standardized): Unspecified</w:t>
+        <w:t>Standardized locations result, 'countries_stand_flat': Unspecified</w:t>
       </w:r>
     </w:p>
     <w:p>

--- a/example_articles/countries/Unspecified/5.countries_Unspecified_Other_publisher.docx
+++ b/example_articles/countries/Unspecified/5.countries_Unspecified_Other_publisher.docx
@@ -7,13 +7,7 @@
         <w:pStyle w:val="Heading1"/>
       </w:pPr>
       <w:r>
-        <w:t>'Middletown' is fed up;</w:t>
-        <w:br/>
-        <w:t>'People are tired of being stepped on';</w:t>
-        <w:br/>
-        <w:t>'This is like 1928, before Depression';</w:t>
-        <w:br/>
-        <w:t>A visit to Muncie, Ind.</w:t>
+        <w:t>CBS hopes 'Doctor' can provide a cure</w:t>
       </w:r>
     </w:p>
     <w:p>
@@ -23,17 +17,17 @@
     </w:p>
     <w:p>
       <w:r>
-        <w:t>Date: 1990-10-15</w:t>
+        <w:t>Date: 1990-08-15</w:t>
       </w:r>
     </w:p>
     <w:p>
       <w:r>
-        <w:t>Section: NEWS; Pg. 1A; Cover Story</w:t>
+        <w:t>Section: LIFE; Television</w:t>
       </w:r>
     </w:p>
     <w:p>
       <w:r>
-        <w:t>Source file: Other publishers/Files (500) (30).DOCX</w:t>
+        <w:t>Source file: Other publishers/Files (500) (19).DOCX</w:t>
       </w:r>
     </w:p>
     <w:p>
@@ -55,119 +49,39 @@
     </w:p>
     <w:p>
       <w:r>
-        <w:t>For a taste of what ails the USA, pull up a stool to Frances May's lunch counter, around back of Haney's Pharmacy.</w:t>
+        <w:t>CBS hopes Matt Frewer will be its Mork.</w:t>
         <w:br/>
-        <w:t>''They're taxing the poor people to death and the price of gas is so high. It just isn't right,'' says Brenda Ferguson. ''People are tired of being stepped on. Tired to death.''</w:t>
+        <w:t>''We think Matt is the Robin Williams of the 1990s,'' says CBS Entertainment senior vice president Peter Tortorici. ''He's crazy, kinetic, unpredictable and unlike anyone else on TV.''</w:t>
         <w:br/>
-        <w:t>An anger seems to be welling up across the land.</w:t>
+        <w:t>Doctor, Doctor, starring Frewer (Max Headroom and Honey, I Shrunk the Kids) as wild and crazy medicine man Mike Stratford, returns to the airwaves Monday at 8: 30 p.m. EDT/PDT with a new episode. The show has aired as a midseason replacement twice, last time out at the strange 10: 30 p.m. Monday time slot.</w:t>
         <w:br/>
-        <w:t>Gas prices rise to new highs. The stock market falls. Crime is rampant. As many as 200,000 troops stand ready in the desert of Saudi Arabia. The same Congress that last year managed to agree on a fat pay raise now struggles to agree on a budget and keep the government open.</w:t>
+        <w:t>''The way we look at it, Doctor is a new show,'' says executive producer/creator Norman Steinberg. ''Most people have never seen us before, even though we've done 17 shows.''</w:t>
         <w:br/>
-        <w:t>In Muncie - long regarded as a window on Middle America - the outrage at all of this is as palpable as the chilly wind that blows the streets clean of fallen leaves.</w:t>
+        <w:t>Back for fall, the Doctor will air on Mondays for three weeks - two new episodes and one repeat - and move to Wednesdays at 8: 30 EDT/PDT on Sept. 19.</w:t>
         <w:br/>
-        <w:t>''We are fairly typical,'' says Ray Scheele, political science chairman at Ball State University in Muncie. ''There's an increasing frustration with Washington.''</w:t>
+        <w:t>Ahead for this season:</w:t>
         <w:br/>
-        <w:t>There is much to assail in Washington, D.C., especially when you live in a city where bedtime is 10 p.m. and $ 1.50 buys a hot lunch of ham, string beans and sweet potatoes.</w:t>
+        <w:t>- The partnership Stratford is in - he has three slightly saner</w:t>
         <w:br/>
-        <w:t>''To these people, Washington is on the other side of the moon,'' says sociologist Alan Caruba of the National Anxiety Center.</w:t>
+        <w:t>services on television and putting an espresso bar in the waiting room. Stratford is dead set against it.</w:t>
         <w:br/>
-        <w:t>The real numbers here are the ones that hit the pocketbook, not the ones over which Congress is wringing hands.</w:t>
+        <w:t>- The crazy doc gets a girlfriend. He'll start dating his yuppie colleague's sister, Leona, a psychiatrist who takes an office in their complex. The mother of an 8-year-old girl, she's just broken up with her husband and is totally neurotic over it.</w:t>
         <w:br/>
-        <w:t>- That oil is up to more than $ 40 a barrel (up from $ 17 earlier this summer) means far less to Muncie than paying $ 1.34 a gallon for unleaded gasoline at Hoosier Pete's.</w:t>
+        <w:t>''We wanted to show another side of him, and see him interacting with the kid,'' says Doctor, Doctor co-executive producer David Frankel.</w:t>
         <w:br/>
-        <w:t>''Now they want to raise taxes on it,'' says Edna Kemmerer. Gasoline ''is like bread and milk for the working class.''</w:t>
+        <w:t>- Stratford will be hit with a malpractice suit.</w:t>
         <w:br/>
-        <w:t>- That the deficit is $ 293 billion is hard to grasp, but becomes very real when it translates into $ 12,500 in taxes for every man, woman and child in the USA.</w:t>
+        <w:t>Designed as an adult comedy, Doctor is now being paired with the new Lenny, a sitcom about a working-class family, in the so-called family hour.</w:t>
         <w:br/>
-        <w:t>''The way things look right now, it's not going to get any better,'' says Millie Abram, 52, wife of the city's school superintendent Sam Abram.</w:t>
+        <w:t>CBS hopes Frewer's zaniness will appeal to kids and adults.</w:t>
         <w:br/>
-        <w:t>Raising taxes, she says, is ''something we're going to have to do. You don't like it, but you're going to have to do it.''</w:t>
+        <w:t>Even though they're looking to attract kids, Steinberg isn't making major creative changes.</w:t>
         <w:br/>
-        <w:t>- That the budget will be cut $ 50 billion this year sounds painless until seniors realize that Medicare premiums could double to $ 150 a year.</w:t>
+        <w:t>Stratford's brother happens to be gay, and that's not going to change. ''We deal openly with his lifestyle, because how can you ignore a fact of life?''</w:t>
         <w:br/>
-        <w:t>''That has everybody upset,'' says Clyde Nicholson, president-elect of the Muncie chapter of the American Association of Retired People.</w:t>
+        <w:t>The show won accolades from gay groups for an episode last season about homophobia.</w:t>
         <w:br/>
-        <w:t>But not everyone has it so bad.</w:t>
-        <w:br/>
-        <w:t>The city's largest industrial employer, the Ball Corp. - which made its reputation producing a U.S. staple, the glass canning jar - is trying to buy a European packaging firm that would triple Ball's size.</w:t>
-        <w:br/>
-        <w:t>Duane Emerson, a Ball vice president who opposes luxury taxes as bad for business, says Muncie's captains of commerce feel less threatened than do factory workers. But, ''I feel the country is threatened if we don't get these issues resolved.''</w:t>
-        <w:br/>
-        <w:t>James Abrams, a 44-year-old machine operator at an auto parts plant, is buying and restoring a huge five-bedroom Victorian house in the neighborhood where he grew up.</w:t>
-        <w:br/>
-        <w:t>''From where I stand, it's not so bad,'' says Abrams. ''But a lot of people aren't in the position I'm in. I'm working overtime and bring home some good money. If it was only 40 hours a week, well, I might notice a lot of things.''</w:t>
-        <w:br/>
-        <w:t>But beneath the veneer of pocketbook concerns is a deepening malaise that seems to be spreading.</w:t>
-        <w:br/>
-        <w:t>''There's an enormous amount of resentment out there,'' says Caruba. ''Americans aren't just upset, they're angry. They've come to the sad conclusion there is a vacuum of leadership in Washington.''</w:t>
-        <w:br/>
-        <w:t>Conventional wisdom in Muncie:</w:t>
-        <w:br/>
-        <w:t>- It's time to fish or cut bait in Saudi Arabia.</w:t>
-        <w:br/>
-        <w:t>''Peace in the Middle East is gone,'' says Joe Turner, the city police department's traffic sergeant. ''We might as well start shooting and get it over.''</w:t>
-        <w:br/>
-        <w:t>- The economy is about to head for the dumper.</w:t>
-        <w:br/>
-        <w:t>''This is like '28, before the Depression,'' says Martha Barlow, 75, a life-long resident of Muncie. ''Something's got to crack. We can't get much higher.''</w:t>
-        <w:br/>
-        <w:t>- The haggling over the budget is not nearly as bad as the 1989 pay raise for Congress.</w:t>
-        <w:br/>
-        <w:t>The pay raise, long forgotten in Washington, still rankles and is bitterly remembered here.</w:t>
-        <w:br/>
-        <w:t>''Of course it is,'' says Barlow. ''They'd just like us to forget.''</w:t>
-        <w:br/>
-        <w:t>Scheele, the political scientist, says some people already angry are mistaking Congress' messy budget process for ineptitude.</w:t>
-        <w:br/>
-        <w:t>''I'm a big defender of Congress and I'm a great defender of James Madison. He designed the government with so many checks and balances it should be frustrating to govern. But people just see a big deadlock,'' Scheele says.</w:t>
-        <w:br/>
-        <w:t>''I don't think you'll find much love of Congress at all, but you'll find a lot of support for the individual congressman,'' he says.</w:t>
-        <w:br/>
-        <w:t>Though few seem inclined to blame Democratic Rep. Phil Sharp, the local, seven-term incumbent, the GOP is trying to capitalize on anti-Congress sentiment. Its new billboard slogan: ''Enough is Enough.''</w:t>
-        <w:br/>
-        <w:t>Sharp's campaign is confident, but Sharp is shuttling between home and Washington as often as possible. This weekend, he attended three parades and two dinners at home.</w:t>
-        <w:br/>
-        <w:t>But there is support for President Bush in Muncie, despite polls that show his approval rating nationwide has fallen as low as 60%.</w:t>
-        <w:br/>
-        <w:t>''The president is doing OK. Congress is where to put the blame, especially right now,'' says Dave Jones, 37, a carpenter with a gold earring, who considers himself a liberal.</w:t>
-        <w:br/>
-        <w:t>Such sentiment seems to be rising across the nation.</w:t>
-        <w:br/>
-        <w:t>- Limitations on the terms politicians can serve are on the ballot next month in California, Colorado and Kansas City, Mo. One such limitation passed easily in Oklahoma last month.</w:t>
-        <w:br/>
-        <w:t>And there is some thought that voters are in a mood for a wholesale shuffling of Congress.</w:t>
-        <w:br/>
-        <w:t>Analysts wonder if the public is as angry as in 1982, when 23 incumbents lost seats in the U.S. House. The re-election rate for Congress was 98.5% in 1988.</w:t>
-        <w:br/>
-        <w:t>Back at the lunch counter, diners are serving up a heaping helping of answers, as well as complaints.</w:t>
-        <w:br/>
-        <w:t>''It seems I worked all my life and made do with what I had, cash on hand,'' says Frances May, arguing that Congress should learn to manage its finances the same way.</w:t>
-        <w:br/>
-        <w:t>''What gripes me most is Congress giving themselves a pay raise. If you elect people that are already in there, you're just asking for trouble,'' says Ferguson.</w:t>
-        <w:br/>
-        <w:t>''I can tell you how to solve this problem,'' says Frances Meyer, fresh from her weekly trip to the beauty parlor. ''They should give back that pay raise.''</w:t>
-        <w:br/>
-        <w:t>Says Roy Haney, the bow-tied, white-haired pharmacist who's been in business 36 years: ''In the morning all the world's problems get solved.''</w:t>
-        <w:br/>
-        <w:t>By supper, they're back again.</w:t>
-        <w:br/>
-        <w:t xml:space="preserve"> A visit to Muncie, Ind.</w:t>
-        <w:br/>
-        <w:t xml:space="preserve"> </w:t>
-        <w:br/>
-        <w:t xml:space="preserve"> Made famous by the ''Middletown'' sociological study published in 1929, Muncie has been used by sociologists 3 times to study typical life in the USA.</w:t>
-        <w:br/>
-        <w:t>Politics: Democratic Rep. Phil Sharp has represented district since 1974, winning last race with 53% of vote; 60% voted for Bush-Quayle.</w:t>
-        <w:br/>
-        <w:t>Population: 79,000; 81% white.</w:t>
-        <w:br/>
-        <w:t>Schools: Three high schools, one private. Central High, 10-time state basketball champion, was model for the big-city team that lost in the movie Hoosiers.</w:t>
-        <w:br/>
-        <w:t>College: Ball State University, founded in 1918.</w:t>
-        <w:br/>
-        <w:t>Median home value: $ 38,400.</w:t>
-        <w:br/>
-        <w:t>Industry: Auto parts; Ball Corp. headquarters.</w:t>
+        <w:t>Steinberg attributes the show's strength to Frewer. ''TV is a personality medium, and people like Matt. Besides that, we take stories that have been done before, but always with a different take. It's skewed, and then Matt adds his particular brand of zaniness.''</w:t>
         <w:br/>
         <w:br/>
         <w:t>Graphic</w:t>
@@ -175,11 +89,11 @@
         <w:br/>
         <w:t xml:space="preserve"> </w:t>
         <w:br/>
-        <w:t>color, USA TODAY (Map, Muncie, Indiana); PHOTO; color, Mary Ann Carter (Frances May); PHOTO; color, Mary Ann Carter (Millie Abram); PHOTO; b/w, Mary Ann Carter (Muncie, Indiana, James Abrams, Howard Jarvis)</w:t>
+        <w:t>PHOTO; b/w (Matt Frewer)</w:t>
         <w:br/>
         <w:t xml:space="preserve"> </w:t>
         <w:br/>
-        <w:t>CUTLINE: MAKING DO: Frances May, at her Muncie, Ind., lunch counter: 'I made do with what I had, cash on hand.' She says Congress should learn to manage its finances the same way. CUTLINE: NO BETTER: Says Millie Abram: 'The way things look right now, it's not going to get any better.' CUTLINE: RESTORATION: In the midst of fixing up an old house, James Abrams, right, goes over aluminum siding samples with salesman Howard Jarvis.</w:t>
+        <w:t>CUTLINE: FREWER: 'Doctor, Doctor' banks on his comedic talents.</w:t>
       </w:r>
     </w:p>
     <w:sectPr>

--- a/example_articles/countries/Unspecified/5.countries_Unspecified_Other_publisher.docx
+++ b/example_articles/countries/Unspecified/5.countries_Unspecified_Other_publisher.docx
@@ -7,7 +7,7 @@
         <w:pStyle w:val="Heading1"/>
       </w:pPr>
       <w:r>
-        <w:t>CBS hopes 'Doctor' can provide a cure</w:t>
+        <w:t>ON THIS DATE</w:t>
       </w:r>
     </w:p>
     <w:p>
@@ -17,17 +17,17 @@
     </w:p>
     <w:p>
       <w:r>
-        <w:t>Date: 1990-08-15</w:t>
+        <w:t>Date: 2002-03-03</w:t>
       </w:r>
     </w:p>
     <w:p>
       <w:r>
-        <w:t>Section: LIFE; Television</w:t>
+        <w:t>Section: NATIONAL,; ALMANAC</w:t>
       </w:r>
     </w:p>
     <w:p>
       <w:r>
-        <w:t>Source file: Other publishers/Files (500) (19).DOCX</w:t>
+        <w:t>Source file: Other publishers/Files (500) (13).DOCX</w:t>
       </w:r>
     </w:p>
     <w:p>
@@ -49,39 +49,39 @@
     </w:p>
     <w:p>
       <w:r>
-        <w:t>CBS hopes Matt Frewer will be its Mork.</w:t>
+        <w:t>One year ago (Saturday, March 3, 2001)</w:t>
         <w:br/>
-        <w:t>''We think Matt is the Robin Williams of the 1990s,'' says CBS Entertainment senior vice president Peter Tortorici. ''He's crazy, kinetic, unpredictable and unlike anyone else on TV.''</w:t>
+        <w:t xml:space="preserve"> * National weather forecasters warned that an "intense" winter snowstorm was about to hit the entire eastern seaboard the next day, but the dire predictions turned out to be somewhat overstated.</w:t>
         <w:br/>
-        <w:t>Doctor, Doctor, starring Frewer (Max Headroom and Honey, I Shrunk the Kids) as wild and crazy medicine man Mike Stratford, returns to the airwaves Monday at 8: 30 p.m. EDT/PDT with a new episode. The show has aired as a midseason replacement twice, last time out at the strange 10: 30 p.m. Monday time slot.</w:t>
+        <w:t xml:space="preserve"> Five years ago (Monday, March 3, 1997)</w:t>
         <w:br/>
-        <w:t>''The way we look at it, Doctor is a new show,'' says executive producer/creator Norman Steinberg. ''Most people have never seen us before, even though we've done 17 shows.''</w:t>
+        <w:t xml:space="preserve"> * After a Washington Post story called Vice President Al Gore the "solicitor-in-chief" of campaign funds for President Bill Clinton, Gore defended his fund-raising meetings and telephone calls from the White House as legal.</w:t>
         <w:br/>
-        <w:t>Back for fall, the Doctor will air on Mondays for three weeks - two new episodes and one repeat - and move to Wednesdays at 8: 30 EDT/PDT on Sept. 19.</w:t>
+        <w:t xml:space="preserve"> Ten years ago (Tuesday, March 3, 1992)</w:t>
         <w:br/>
-        <w:t>Ahead for this season:</w:t>
+        <w:t xml:space="preserve"> * Federal Reserve Board Chairman Alan Greenspan said he believed the nation's recession was over and that there was reason to feel "cautious optimism" about an economic recovery.</w:t>
         <w:br/>
-        <w:t>- The partnership Stratford is in - he has three slightly saner</w:t>
+        <w:t xml:space="preserve"> Twenty-five years ago (Thursday, March 3, 1977)</w:t>
         <w:br/>
-        <w:t>services on television and putting an espresso bar in the waiting room. Stratford is dead set against it.</w:t>
+        <w:t xml:space="preserve"> * In an American network television interview from Tehran, Shah Mohammed Reza Pahlavi of Iran admitted that it was true the Central Intelligence Agency had helped him to regain his throne after his 1953 exile, and acknowledged that the CIA was still in Iran, gathering information.</w:t>
         <w:br/>
-        <w:t>- The crazy doc gets a girlfriend. He'll start dating his yuppie colleague's sister, Leona, a psychiatrist who takes an office in their complex. The mother of an 8-year-old girl, she's just broken up with her husband and is totally neurotic over it.</w:t>
+        <w:t xml:space="preserve"> Fifty years ago (Monday, March 3, 1952)</w:t>
         <w:br/>
-        <w:t>''We wanted to show another side of him, and see him interacting with the kid,'' says Doctor, Doctor co-executive producer David Frankel.</w:t>
+        <w:t xml:space="preserve"> * The feature film playing at Loew's Penn, Downtown, was "The African Queen," a technicolor picture directed by John Huston that starred Humphrey Bogart as a grizzled riverboat captain and Katharine Hepburn as his strong-willed passenger.</w:t>
         <w:br/>
-        <w:t>- Stratford will be hit with a malpractice suit.</w:t>
+        <w:t xml:space="preserve"> One hundred years ago (Monday, March 3, 1902)</w:t>
         <w:br/>
-        <w:t>Designed as an adult comedy, Doctor is now being paired with the new Lenny, a sitcom about a working-class family, in the so-called family hour.</w:t>
+        <w:t xml:space="preserve"> * The Pittsburg Press noted that Kate Cassatt McKnight, possessed "of earnest purpose and magnetic personality," had become the first woman elected to political office in Western Pennsylvania by winning the post of school director in the Fifth Ward, Allegheny (City). Miss McKnight posited that the future of the Commonwealth depended upon "the upbringing of the children" of the working class.</w:t>
         <w:br/>
-        <w:t>CBS hopes Frewer's zaniness will appeal to kids and adults.</w:t>
+        <w:t xml:space="preserve"> Today's birthdays</w:t>
         <w:br/>
-        <w:t>Even though they're looking to attract kids, Steinberg isn't making major creative changes.</w:t>
+        <w:t xml:space="preserve"> Actor James Doohan is 82. Singer Jennifer Warnes is 55. Olympic track and field gold medalist Jackie Joyner-Kersee is 40. Ex-football player Herschel Walker is 40. Actress Jessica Biel is 20.</w:t>
         <w:br/>
-        <w:t>Stratford's brother happens to be gay, and that's not going to change. ''We deal openly with his lifestyle, because how can you ignore a fact of life?''</w:t>
         <w:br/>
-        <w:t>The show won accolades from gay groups for an episode last season about homophobia.</w:t>
+        <w:t>Notes</w:t>
         <w:br/>
-        <w:t>Steinberg attributes the show's strength to Frewer. ''TV is a personality medium, and people like Matt. Besides that, we take stories that have been done before, but always with a different take. It's skewed, and then Matt adds his particular brand of zaniness.''</w:t>
+        <w:br/>
+        <w:t>Today is Sunday, March 3, 2002</w:t>
         <w:br/>
         <w:br/>
         <w:t>Graphic</w:t>
@@ -89,11 +89,7 @@
         <w:br/>
         <w:t xml:space="preserve"> </w:t>
         <w:br/>
-        <w:t>PHOTO; b/w (Matt Frewer)</w:t>
-        <w:br/>
-        <w:t xml:space="preserve"> </w:t>
-        <w:br/>
-        <w:t>CUTLINE: FREWER: 'Doctor, Doctor' banks on his comedic talents.</w:t>
+        <w:t>PHOTO: Shah Mohammed Reza Pahlav</w:t>
       </w:r>
     </w:p>
     <w:sectPr>

--- a/example_articles/countries/Unspecified/5.countries_Unspecified_Other_publisher.docx
+++ b/example_articles/countries/Unspecified/5.countries_Unspecified_Other_publisher.docx
@@ -7,7 +7,7 @@
         <w:pStyle w:val="Heading1"/>
       </w:pPr>
       <w:r>
-        <w:t>ON THIS DATE</w:t>
+        <w:t>TALK-SHOW HOST BRIMS WITH ENTHUSIASM</w:t>
       </w:r>
     </w:p>
     <w:p>
@@ -17,17 +17,17 @@
     </w:p>
     <w:p>
       <w:r>
-        <w:t>Date: 2002-03-03</w:t>
+        <w:t>Date: 2003-01-09</w:t>
       </w:r>
     </w:p>
     <w:p>
       <w:r>
-        <w:t>Section: NATIONAL,; ALMANAC</w:t>
+        <w:t>Section: ARTS &amp; ENTERTAINMENT,; TUNED IN</w:t>
       </w:r>
     </w:p>
     <w:p>
       <w:r>
-        <w:t>Source file: Other publishers/Files (500) (13).DOCX</w:t>
+        <w:t>Source file: Other publishers/Files (500) (26).DOCX</w:t>
       </w:r>
     </w:p>
     <w:p>
@@ -49,39 +49,71 @@
     </w:p>
     <w:p>
       <w:r>
-        <w:t>One year ago (Saturday, March 3, 2001)</w:t>
+        <w:t>Watching "The Michael Essany Show" (March 2, E! Entertainment Television), it's easy to admire Essany's precocious nature. Not too many people begin hosting a weekly cable access talk show from their living room at age 15. Fewer actually succeed in booking celebrity guests (Ray Romano, Kevin Bacon, Katie Couric, former President Gerald Ford), particularly for a show that originates from Valparaiso, Ind.</w:t>
         <w:br/>
-        <w:t xml:space="preserve"> * National weather forecasters warned that an "intense" winter snowstorm was about to hit the entire eastern seaboard the next day, but the dire predictions turned out to be somewhat overstated.</w:t>
+        <w:t xml:space="preserve"> He seems full of himself, but E!'s behind-the-scenes look at Essany's efforts to prepare each week's program has sweet touches. Essany's parents run the cameras, prepare food for the guests and unequivocally support their son and his obsession.</w:t>
         <w:br/>
-        <w:t xml:space="preserve"> Five years ago (Monday, March 3, 1997)</w:t>
+        <w:t>Now 20 and a college freshman who never got around to obtaining his driver's license, Essany's show benefits greatly from editing. There's more to it than just him, and it's not the freak circus that "The Anna Nicole Show" was from its earliest moments.</w:t>
         <w:br/>
-        <w:t xml:space="preserve"> * After a Washington Post story called Vice President Al Gore the "solicitor-in-chief" of campaign funds for President Bill Clinton, Gore defended his fund-raising meetings and telephone calls from the White House as legal.</w:t>
+        <w:t xml:space="preserve"> But during a press conference with Essany, the whole concept became a little peculiar. The guy lives and breathes talk-show ambition.</w:t>
         <w:br/>
-        <w:t xml:space="preserve"> Ten years ago (Tuesday, March 3, 1992)</w:t>
+        <w:t xml:space="preserve"> "I must admit, I feel 35 years old," Essany said. "When someone makes me aware of my age, I'm kind of surprised."</w:t>
         <w:br/>
-        <w:t xml:space="preserve"> * Federal Reserve Board Chairman Alan Greenspan said he believed the nation's recession was over and that there was reason to feel "cautious optimism" about an economic recovery.</w:t>
+        <w:t xml:space="preserve"> Essany claims not to have watched much TV as a child, but he speaks in the language of a seasoned Hollywood veteran, dodging questions about stars who have stiffed him and speaking like a talk-show sage.</w:t>
         <w:br/>
-        <w:t xml:space="preserve"> Twenty-five years ago (Thursday, March 3, 1977)</w:t>
+        <w:t xml:space="preserve"> "If you have an A-list celebrity or someone who is just coming up and a host who's blaming a bad show on not getting good guests, it's not the guest's fault, it's the host," Essany said. "I don't believe there's any excuse for a bad interview. If you have a bad guest, then the host should step in and do something."</w:t>
         <w:br/>
-        <w:t xml:space="preserve"> * In an American network television interview from Tehran, Shah Mohammed Reza Pahlavi of Iran admitted that it was true the Central Intelligence Agency had helped him to regain his throne after his 1953 exile, and acknowledged that the CIA was still in Iran, gathering information.</w:t>
+        <w:t xml:space="preserve"> It's great to have a dream, but Essany takes his "career" as a talk show host with the utmost earnestness.</w:t>
         <w:br/>
-        <w:t xml:space="preserve"> Fifty years ago (Monday, March 3, 1952)</w:t>
+        <w:t xml:space="preserve"> "I had Ed McMahon as my first guest and he gave me a gem of advice that I have not forgotten and I think about every single interview," Essany said. "He said so many hosts make the mistake of not realizing that the next question is in the last answer. … I like to have a conversation, not an interview with somebody."</w:t>
         <w:br/>
-        <w:t xml:space="preserve"> * The feature film playing at Loew's Penn, Downtown, was "The African Queen," a technicolor picture directed by John Huston that starred Humphrey Bogart as a grizzled riverboat captain and Katharine Hepburn as his strong-willed passenger.</w:t>
+        <w:t xml:space="preserve"> Essany takes himself seriously, but every now and then there's a brief hint of self-deprecation. When a reporter mistakenly says the talk show originates from his basement, Essany is quick to respond.</w:t>
         <w:br/>
-        <w:t xml:space="preserve"> One hundred years ago (Monday, March 3, 1902)</w:t>
+        <w:t xml:space="preserve"> "It's the living room," he said. "The basement would be crazy."</w:t>
         <w:br/>
-        <w:t xml:space="preserve"> * The Pittsburg Press noted that Kate Cassatt McKnight, possessed "of earnest purpose and magnetic personality," had become the first woman elected to political office in Western Pennsylvania by winning the post of school director in the Fifth Ward, Allegheny (City). Miss McKnight posited that the future of the Commonwealth depended upon "the upbringing of the children" of the working class.</w:t>
+        <w:t xml:space="preserve"> Maher's return</w:t>
         <w:br/>
-        <w:t xml:space="preserve"> Today's birthdays</w:t>
+        <w:t xml:space="preserve"> Bill Maher, who saw his "Politically Incorrect" canceled last year by ABC, returns with a new weekly HBO series. The 20-episode, hourlong "Real Time With Bill Maher" will air live at 11:30 p.m. Fridays beginning Feb. 21.</w:t>
         <w:br/>
-        <w:t xml:space="preserve"> Actor James Doohan is 82. Singer Jennifer Warnes is 55. Olympic track and field gold medalist Jackie Joyner-Kersee is 40. Ex-football player Herschel Walker is 40. Actress Jessica Biel is 20.</w:t>
+        <w:t xml:space="preserve"> "This is an end-of-the-week kind of wrap-up show," Maher said. "We really wanted to be able to be up to the minute and the Bush administration usually releases bad information on a Friday afternoon, so when they do, I would like to be there to nail their [expletive for rear end]."</w:t>
+        <w:br/>
+        <w:t xml:space="preserve"> "Real Time" will have a panel element, similar to "Politically Incorrect," but only with three guests, who will be drawn from a pool of about eight regular commentators.</w:t>
+        <w:br/>
+        <w:t xml:space="preserve"> "I'm at the point in my life where I just want to talk to the A-team," Maher said. "Not that I don't love Carrot Top and not that you didn't all enjoy him on the subject of gun control."</w:t>
+        <w:br/>
+        <w:t xml:space="preserve"> HBO series news</w:t>
+        <w:br/>
+        <w:t xml:space="preserve"> "Six Feet Under" returns for its third season March 2 … "The Wire" has been renewed for a second season to air this summer. This year the show will look at the decline of the working class, focusing on the Baltimore waterfront and its unions … HBO has ordered an hourlong, 13-episode Western from producer David Milch ("NYPD Blue"). Set to air in 2004, "Deadwood" stars Timothy Olyphant as a former marshal turned merchant, Keith Carradine as Wild Bill Hickok and Ian McShane as the brutal owner of a saloon … "Sex and the City" begins production March 31 for its 20-episode final season, set to premiere in June … "Oz" will end with a 100-minute episode Feb. 23.</w:t>
+        <w:br/>
+        <w:t xml:space="preserve"> Miller back on HBO</w:t>
+        <w:br/>
+        <w:t xml:space="preserve"> Dennis Miller, whose "Dennis Miller Live" ended its run in August, will tape a new stand-up special in Chicago in February to debut on HBO in April.</w:t>
+        <w:br/>
+        <w:t xml:space="preserve"> Ellen DeGeneres will also get a new stand-up special, set to air in June.</w:t>
+        <w:br/>
+        <w:t xml:space="preserve"> Reeve to 'Smallville'</w:t>
+        <w:br/>
+        <w:t xml:space="preserve"> Christopher Reeve, star of the 1978 "Superman" movie and its sequels, will appear on a February sweeps episode of The WB's young Superman show "Smallville" as a scientist who helps Clark Kent learn more about his mysterious origins.</w:t>
+        <w:br/>
+        <w:t xml:space="preserve"> The new AMC</w:t>
+        <w:br/>
+        <w:t xml:space="preserve"> Plenty of viewers have complained to me about the new direction of AMC, which no longer stands for American Movie Classics. The network added commercials and started to air more recent movies that are anything but "classic" ("Halloween 5" is scheduled to air Friday night).</w:t>
+        <w:br/>
+        <w:t xml:space="preserve"> All these changes are part of AMC's attempt to draw advertiser-coveted younger viewers, the mantra of all networks.</w:t>
+        <w:br/>
+        <w:t xml:space="preserve"> "We're looking toward the future, we're looking to grow our audience," said AMC general manager Noreen O'Loughlin. "We are a network for movie lovers, but we're looking to expand our programming and really intrigue people with entertainment about movies and about the world of movies for movie lovers."</w:t>
+        <w:br/>
+        <w:t xml:space="preserve"> Now bearing the slogan "TV for movie people," the network will continue to mutate, continuing to be a basic cable movie network while building a night of television programming. That includes the documentary about reality show stars, another documentary about "Gay Hollywood" and a stop-motion series, "The Wrong Coast," that parodies movies, television and pop culture.</w:t>
+        <w:br/>
+        <w:t xml:space="preserve"> "Shows like these provide signature and definition immediately to a network in a way that our slate of movies cannot do on their own," said Rob Sorcher, AMC senior vice president of programming and production. "This is what's going to lead us into people coming en masse to AMC."</w:t>
+        <w:br/>
+        <w:t xml:space="preserve"> And lead disgruntled AMC viewers, en masse, to Turner Classic Movies.</w:t>
         <w:br/>
         <w:br/>
         <w:t>Notes</w:t>
         <w:br/>
         <w:br/>
-        <w:t>Today is Sunday, March 3, 2002</w:t>
+        <w:t xml:space="preserve">Post-Gazette TV editor Rob Owen is attending the Television Critics Association winter press tour. You can reach him at 412-263-2582 or rowen@post-gazette.com.  </w:t>
         <w:br/>
         <w:br/>
         <w:t>Graphic</w:t>
@@ -89,7 +121,9 @@
         <w:br/>
         <w:t xml:space="preserve"> </w:t>
         <w:br/>
-        <w:t>PHOTO: Shah Mohammed Reza Pahlav</w:t>
+        <w:t xml:space="preserve">Photo: Michael Essany's mother, Tina, applies make-up before he starts his talk show, which is filmed in his parents' living room in their Valparaiso, Ind., home. </w:t>
+        <w:br/>
+        <w:t xml:space="preserve"> Photo: Pittsburgh native Dennis Miller returns to HBO with a stand-up comedy special.</w:t>
       </w:r>
     </w:p>
     <w:sectPr>
